--- a/rapports/2026-06-06/EQ12/EQ12_sup_v2/DR_043101000173/61-90-82-72.docx
+++ b/rapports/2026-06-06/EQ12/EQ12_sup_v2/DR_043101000173/61-90-82-72.docx
@@ -297,7 +297,7 @@
           <w:color w:val="1F6FEB"/>
           <w:sz w:val="22"/>
         </w:rPr>
-        <w:t>⚠ INCOHÉRENCES À CORRIGER (80)</w:t>
+        <w:t>⚠ INCOHÉRENCES À CORRIGER (78)</w:t>
       </w:r>
     </w:p>
     <w:tbl>
@@ -814,7 +814,7 @@
                 <w:color w:val="16A34A"/>
                 <w:sz w:val="16"/>
               </w:rPr>
-              <w:t>—</w:t>
+              <w:t>s00q10, s01q35, s01q36, s01q37, s02q04, s02q15, s01q00b, s02q17_code</w:t>
             </w:r>
           </w:p>
         </w:tc>
@@ -845,7 +845,7 @@
                 <w:i w:val="0"/>
                 <w:sz w:val="17"/>
               </w:rPr>
-              <w:t>Incohérence!!! seulement les écoles privées paient les frais de scolarité (y compris les frais d'inscription).</w:t>
+              <w:t>Avertissement!!! L'âge (25 ans) de aissa  tounkara avec son niveau d'étude (2ème année Primaire) semble incoherent, veuillez confirmer cette information avec le QG ou corriger l'incohérence.</w:t>
             </w:r>
           </w:p>
         </w:tc>
@@ -904,7 +904,7 @@
                 <w:color w:val="16A34A"/>
                 <w:sz w:val="16"/>
               </w:rPr>
-              <w:t>s00q10, s01q35, s01q36, s01q37, s02q04, s02q15, s01q00b, s02q17_code</w:t>
+              <w:t>s02q33, s01q00b</w:t>
             </w:r>
           </w:p>
         </w:tc>
@@ -935,7 +935,7 @@
                 <w:i w:val="0"/>
                 <w:sz w:val="17"/>
               </w:rPr>
-              <w:t>Avertissement!!! L'âge (25 ans) de aissa  tounkara avec son niveau d'étude (2ème année Primaire) semble incoherent, veuillez confirmer cette information avec le QG ou corriger l'incohérence.</w:t>
+              <w:t>Incoherent!!! La dernière fois que Abdou cisse a  fréquenté l'école est 9999.</w:t>
             </w:r>
           </w:p>
         </w:tc>
@@ -1025,7 +1025,7 @@
                 <w:i w:val="0"/>
                 <w:sz w:val="17"/>
               </w:rPr>
-              <w:t>Incoherent!!! La dernière fois que Abdou cisse a  fréquenté l'école est 9999.</w:t>
+              <w:t>Incoherent!!! La dernière fois que Awa fall a  fréquenté l'école est 9999.</w:t>
             </w:r>
           </w:p>
         </w:tc>
@@ -1115,7 +1115,7 @@
                 <w:i w:val="0"/>
                 <w:sz w:val="17"/>
               </w:rPr>
-              <w:t>Incoherent!!! La dernière fois que Awa fall a  fréquenté l'école est 9999.</w:t>
+              <w:t>Incoherent!!! La dernière fois que El hadji cisse a  fréquenté l'école est 9999.</w:t>
             </w:r>
           </w:p>
         </w:tc>
@@ -1148,6 +1148,996 @@
                 <w:i w:val="0"/>
                 <w:sz w:val="16"/>
               </w:rPr>
+              <w:t>S04</w:t>
+              <w:br/>
+            </w:r>
+            <w:r>
+              <w:rPr>
+                <w:b w:val="0"/>
+                <w:i w:val="0"/>
+                <w:color w:val="64748B"/>
+                <w:sz w:val="14"/>
+              </w:rPr>
+              <w:t>Emploi</w:t>
+            </w:r>
+          </w:p>
+        </w:tc>
+        <w:tc>
+          <w:tcPr>
+            <w:tcW w:type="dxa" w:w="1531"/>
+          </w:tcPr>
+          <w:p>
+            <w:r>
+              <w:rPr>
+                <w:b/>
+                <w:i w:val="0"/>
+                <w:color w:val="16A34A"/>
+                <w:sz w:val="16"/>
+              </w:rPr>
+              <w:t>—</w:t>
+            </w:r>
+          </w:p>
+        </w:tc>
+        <w:tc>
+          <w:tcPr>
+            <w:tcW w:type="dxa" w:w="1191"/>
+          </w:tcPr>
+          <w:p>
+            <w:r>
+              <w:rPr>
+                <w:b w:val="0"/>
+                <w:i w:val="0"/>
+                <w:color w:val="64748B"/>
+                <w:sz w:val="16"/>
+              </w:rPr>
+              <w:t>GT-CQ</w:t>
+            </w:r>
+          </w:p>
+        </w:tc>
+        <w:tc>
+          <w:tcPr>
+            <w:tcW w:type="dxa" w:w="4706"/>
+          </w:tcPr>
+          <w:p>
+            <w:r>
+              <w:rPr>
+                <w:b w:val="0"/>
+                <w:i w:val="0"/>
+                <w:sz w:val="17"/>
+              </w:rPr>
+              <w:t>Incohérence détectée ! Il semble peu probable que Ousseynou cisse occupe un emploi pour l'ETAT/collectivités locales ou dans une entreprise publique/parapublique tout en travaillant moins de  6h par jour.</w:t>
+            </w:r>
+          </w:p>
+        </w:tc>
+      </w:tr>
+      <w:tr>
+        <w:tc>
+          <w:tcPr>
+            <w:tcW w:type="dxa" w:w="964"/>
+          </w:tcPr>
+          <w:p>
+            <w:r>
+              <w:rPr>
+                <w:b/>
+                <w:i w:val="0"/>
+                <w:color w:val="DC2626"/>
+                <w:sz w:val="16"/>
+              </w:rPr>
+              <w:t>Haute</w:t>
+            </w:r>
+          </w:p>
+        </w:tc>
+        <w:tc>
+          <w:tcPr>
+            <w:tcW w:type="dxa" w:w="1247"/>
+          </w:tcPr>
+          <w:p>
+            <w:r>
+              <w:rPr>
+                <w:b/>
+                <w:i w:val="0"/>
+                <w:sz w:val="16"/>
+              </w:rPr>
+              <w:t>S20</w:t>
+              <w:br/>
+            </w:r>
+            <w:r>
+              <w:rPr>
+                <w:b w:val="0"/>
+                <w:i w:val="0"/>
+                <w:color w:val="64748B"/>
+                <w:sz w:val="14"/>
+              </w:rPr>
+              <w:t>Gouvernance / autres</w:t>
+            </w:r>
+          </w:p>
+        </w:tc>
+        <w:tc>
+          <w:tcPr>
+            <w:tcW w:type="dxa" w:w="1531"/>
+          </w:tcPr>
+          <w:p>
+            <w:r>
+              <w:rPr>
+                <w:b/>
+                <w:i w:val="0"/>
+                <w:color w:val="16A34A"/>
+                <w:sz w:val="16"/>
+              </w:rPr>
+              <w:t>—</w:t>
+            </w:r>
+          </w:p>
+        </w:tc>
+        <w:tc>
+          <w:tcPr>
+            <w:tcW w:type="dxa" w:w="1191"/>
+          </w:tcPr>
+          <w:p>
+            <w:r>
+              <w:rPr>
+                <w:b w:val="0"/>
+                <w:i w:val="0"/>
+                <w:color w:val="64748B"/>
+                <w:sz w:val="16"/>
+              </w:rPr>
+              <w:t>GT-CQ</w:t>
+            </w:r>
+          </w:p>
+        </w:tc>
+        <w:tc>
+          <w:tcPr>
+            <w:tcW w:type="dxa" w:w="4706"/>
+          </w:tcPr>
+          <w:p>
+            <w:r>
+              <w:rPr>
+                <w:b w:val="0"/>
+                <w:i w:val="0"/>
+                <w:sz w:val="17"/>
+              </w:rPr>
+              <w:t>Incohérence détectée ! Le ménage a précédemment déclaré vivre « Bien » ou « Assez bien » selon son revenu en 20A.02.</w:t>
+            </w:r>
+          </w:p>
+        </w:tc>
+      </w:tr>
+      <w:tr>
+        <w:tc>
+          <w:tcPr>
+            <w:tcW w:type="dxa" w:w="964"/>
+          </w:tcPr>
+          <w:p>
+            <w:r>
+              <w:rPr>
+                <w:b/>
+                <w:i w:val="0"/>
+                <w:color w:val="EA580C"/>
+                <w:sz w:val="16"/>
+              </w:rPr>
+              <w:t>Moyenne</w:t>
+            </w:r>
+          </w:p>
+        </w:tc>
+        <w:tc>
+          <w:tcPr>
+            <w:tcW w:type="dxa" w:w="1247"/>
+          </w:tcPr>
+          <w:p>
+            <w:r>
+              <w:rPr>
+                <w:b/>
+                <w:i w:val="0"/>
+                <w:sz w:val="16"/>
+              </w:rPr>
+              <w:t>S00</w:t>
+              <w:br/>
+            </w:r>
+            <w:r>
+              <w:rPr>
+                <w:b w:val="0"/>
+                <w:i w:val="0"/>
+                <w:color w:val="64748B"/>
+                <w:sz w:val="14"/>
+              </w:rPr>
+              <w:t>Identification</w:t>
+            </w:r>
+          </w:p>
+        </w:tc>
+        <w:tc>
+          <w:tcPr>
+            <w:tcW w:type="dxa" w:w="1531"/>
+          </w:tcPr>
+          <w:p>
+            <w:r>
+              <w:rPr>
+                <w:b/>
+                <w:i w:val="0"/>
+                <w:color w:val="16A34A"/>
+                <w:sz w:val="16"/>
+              </w:rPr>
+              <w:t>—</w:t>
+            </w:r>
+          </w:p>
+        </w:tc>
+        <w:tc>
+          <w:tcPr>
+            <w:tcW w:type="dxa" w:w="1191"/>
+          </w:tcPr>
+          <w:p>
+            <w:r>
+              <w:rPr>
+                <w:b w:val="0"/>
+                <w:i w:val="0"/>
+                <w:color w:val="64748B"/>
+                <w:sz w:val="16"/>
+              </w:rPr>
+              <w:t>GT-CQ</w:t>
+            </w:r>
+          </w:p>
+        </w:tc>
+        <w:tc>
+          <w:tcPr>
+            <w:tcW w:type="dxa" w:w="4706"/>
+          </w:tcPr>
+          <w:p>
+            <w:r>
+              <w:rPr>
+                <w:b w:val="0"/>
+                <w:i w:val="0"/>
+                <w:sz w:val="17"/>
+              </w:rPr>
+              <w:t>L'adresse ou la localisation du ménage doit être bien renseignée, ne doit pas contenir des numéros de téléphone et elle semble courte pour être une adresse.</w:t>
+            </w:r>
+          </w:p>
+        </w:tc>
+      </w:tr>
+      <w:tr>
+        <w:tc>
+          <w:tcPr>
+            <w:tcW w:type="dxa" w:w="964"/>
+          </w:tcPr>
+          <w:p>
+            <w:r>
+              <w:rPr>
+                <w:b/>
+                <w:i w:val="0"/>
+                <w:color w:val="EA580C"/>
+                <w:sz w:val="16"/>
+              </w:rPr>
+              <w:t>Moyenne</w:t>
+            </w:r>
+          </w:p>
+        </w:tc>
+        <w:tc>
+          <w:tcPr>
+            <w:tcW w:type="dxa" w:w="1247"/>
+          </w:tcPr>
+          <w:p>
+            <w:r>
+              <w:rPr>
+                <w:b/>
+                <w:i w:val="0"/>
+                <w:sz w:val="16"/>
+              </w:rPr>
+              <w:t>S00</w:t>
+              <w:br/>
+            </w:r>
+            <w:r>
+              <w:rPr>
+                <w:b w:val="0"/>
+                <w:i w:val="0"/>
+                <w:color w:val="64748B"/>
+                <w:sz w:val="14"/>
+              </w:rPr>
+              <w:t>Identification</w:t>
+            </w:r>
+          </w:p>
+        </w:tc>
+        <w:tc>
+          <w:tcPr>
+            <w:tcW w:type="dxa" w:w="1531"/>
+          </w:tcPr>
+          <w:p>
+            <w:r>
+              <w:rPr>
+                <w:b/>
+                <w:i w:val="0"/>
+                <w:color w:val="16A34A"/>
+                <w:sz w:val="16"/>
+              </w:rPr>
+              <w:t>—</w:t>
+            </w:r>
+          </w:p>
+        </w:tc>
+        <w:tc>
+          <w:tcPr>
+            <w:tcW w:type="dxa" w:w="1191"/>
+          </w:tcPr>
+          <w:p>
+            <w:r>
+              <w:rPr>
+                <w:b w:val="0"/>
+                <w:i w:val="0"/>
+                <w:color w:val="64748B"/>
+                <w:sz w:val="16"/>
+              </w:rPr>
+              <w:t>GT-CQ</w:t>
+            </w:r>
+          </w:p>
+        </w:tc>
+        <w:tc>
+          <w:tcPr>
+            <w:tcW w:type="dxa" w:w="4706"/>
+          </w:tcPr>
+          <w:p>
+            <w:r>
+              <w:rPr>
+                <w:b w:val="0"/>
+                <w:i w:val="0"/>
+                <w:sz w:val="17"/>
+              </w:rPr>
+              <w:t>Prière de renseigner la bonne adresse.</w:t>
+            </w:r>
+          </w:p>
+        </w:tc>
+      </w:tr>
+      <w:tr>
+        <w:tc>
+          <w:tcPr>
+            <w:tcW w:type="dxa" w:w="964"/>
+          </w:tcPr>
+          <w:p>
+            <w:r>
+              <w:rPr>
+                <w:b/>
+                <w:i w:val="0"/>
+                <w:color w:val="EA580C"/>
+                <w:sz w:val="16"/>
+              </w:rPr>
+              <w:t>Moyenne</w:t>
+            </w:r>
+          </w:p>
+        </w:tc>
+        <w:tc>
+          <w:tcPr>
+            <w:tcW w:type="dxa" w:w="1247"/>
+          </w:tcPr>
+          <w:p>
+            <w:r>
+              <w:rPr>
+                <w:b/>
+                <w:i w:val="0"/>
+                <w:sz w:val="16"/>
+              </w:rPr>
+              <w:t>S01</w:t>
+              <w:br/>
+            </w:r>
+            <w:r>
+              <w:rPr>
+                <w:b w:val="0"/>
+                <w:i w:val="0"/>
+                <w:color w:val="64748B"/>
+                <w:sz w:val="14"/>
+              </w:rPr>
+              <w:t>Démographie</w:t>
+            </w:r>
+          </w:p>
+        </w:tc>
+        <w:tc>
+          <w:tcPr>
+            <w:tcW w:type="dxa" w:w="1531"/>
+          </w:tcPr>
+          <w:p>
+            <w:r>
+              <w:rPr>
+                <w:b/>
+                <w:i w:val="0"/>
+                <w:color w:val="16A34A"/>
+                <w:sz w:val="16"/>
+              </w:rPr>
+              <w:t>s01q23, s01q00b, s01q23_autre</w:t>
+            </w:r>
+          </w:p>
+        </w:tc>
+        <w:tc>
+          <w:tcPr>
+            <w:tcW w:type="dxa" w:w="1191"/>
+          </w:tcPr>
+          <w:p>
+            <w:r>
+              <w:rPr>
+                <w:b w:val="0"/>
+                <w:i w:val="0"/>
+                <w:color w:val="64748B"/>
+                <w:sz w:val="16"/>
+              </w:rPr>
+              <w:t>GT-CQ</w:t>
+            </w:r>
+          </w:p>
+        </w:tc>
+        <w:tc>
+          <w:tcPr>
+            <w:tcW w:type="dxa" w:w="4706"/>
+          </w:tcPr>
+          <w:p>
+            <w:r>
+              <w:rPr>
+                <w:b w:val="0"/>
+                <w:i w:val="0"/>
+                <w:sz w:val="17"/>
+              </w:rPr>
+              <w:t>La raison principale que Ousseynou cisse envisage de migrer est siar à la meque et semble exister dans les modalités, prière de prendre attache avec le QG pour plus d'explication afin de la classer bien.</w:t>
+            </w:r>
+          </w:p>
+        </w:tc>
+      </w:tr>
+      <w:tr>
+        <w:tc>
+          <w:tcPr>
+            <w:tcW w:type="dxa" w:w="964"/>
+          </w:tcPr>
+          <w:p>
+            <w:r>
+              <w:rPr>
+                <w:b/>
+                <w:i w:val="0"/>
+                <w:color w:val="EA580C"/>
+                <w:sz w:val="16"/>
+              </w:rPr>
+              <w:t>Moyenne</w:t>
+            </w:r>
+          </w:p>
+        </w:tc>
+        <w:tc>
+          <w:tcPr>
+            <w:tcW w:type="dxa" w:w="1247"/>
+          </w:tcPr>
+          <w:p>
+            <w:r>
+              <w:rPr>
+                <w:b/>
+                <w:i w:val="0"/>
+                <w:sz w:val="16"/>
+              </w:rPr>
+              <w:t>S01</w:t>
+              <w:br/>
+            </w:r>
+            <w:r>
+              <w:rPr>
+                <w:b w:val="0"/>
+                <w:i w:val="0"/>
+                <w:color w:val="64748B"/>
+                <w:sz w:val="14"/>
+              </w:rPr>
+              <w:t>Démographie</w:t>
+            </w:r>
+          </w:p>
+        </w:tc>
+        <w:tc>
+          <w:tcPr>
+            <w:tcW w:type="dxa" w:w="1531"/>
+          </w:tcPr>
+          <w:p>
+            <w:r>
+              <w:rPr>
+                <w:b/>
+                <w:i w:val="0"/>
+                <w:color w:val="16A34A"/>
+                <w:sz w:val="16"/>
+              </w:rPr>
+              <w:t>—</w:t>
+            </w:r>
+          </w:p>
+        </w:tc>
+        <w:tc>
+          <w:tcPr>
+            <w:tcW w:type="dxa" w:w="1191"/>
+          </w:tcPr>
+          <w:p>
+            <w:r>
+              <w:rPr>
+                <w:b w:val="0"/>
+                <w:i w:val="0"/>
+                <w:color w:val="64748B"/>
+                <w:sz w:val="16"/>
+              </w:rPr>
+              <w:t>GT-CQ</w:t>
+            </w:r>
+          </w:p>
+        </w:tc>
+        <w:tc>
+          <w:tcPr>
+            <w:tcW w:type="dxa" w:w="4706"/>
+          </w:tcPr>
+          <w:p>
+            <w:r>
+              <w:rPr>
+                <w:b w:val="0"/>
+                <w:i w:val="0"/>
+                <w:sz w:val="17"/>
+              </w:rPr>
+              <w:t>Attention ! Le montant (7500 Fcfa) dépensé ou reçu en cadeau pour les cartes prépayées, les transferts de crédit et les abonnements de  Ousseynou cisse est relativement élevé par rapport aux autres montants depansés observés dans cette zone.</w:t>
+            </w:r>
+          </w:p>
+        </w:tc>
+      </w:tr>
+      <w:tr>
+        <w:tc>
+          <w:tcPr>
+            <w:tcW w:type="dxa" w:w="964"/>
+          </w:tcPr>
+          <w:p>
+            <w:r>
+              <w:rPr>
+                <w:b/>
+                <w:i w:val="0"/>
+                <w:color w:val="EA580C"/>
+                <w:sz w:val="16"/>
+              </w:rPr>
+              <w:t>Moyenne</w:t>
+            </w:r>
+          </w:p>
+        </w:tc>
+        <w:tc>
+          <w:tcPr>
+            <w:tcW w:type="dxa" w:w="1247"/>
+          </w:tcPr>
+          <w:p>
+            <w:r>
+              <w:rPr>
+                <w:b/>
+                <w:i w:val="0"/>
+                <w:sz w:val="16"/>
+              </w:rPr>
+              <w:t>S01</w:t>
+              <w:br/>
+            </w:r>
+            <w:r>
+              <w:rPr>
+                <w:b w:val="0"/>
+                <w:i w:val="0"/>
+                <w:color w:val="64748B"/>
+                <w:sz w:val="14"/>
+              </w:rPr>
+              <w:t>Démographie</w:t>
+            </w:r>
+          </w:p>
+        </w:tc>
+        <w:tc>
+          <w:tcPr>
+            <w:tcW w:type="dxa" w:w="1531"/>
+          </w:tcPr>
+          <w:p>
+            <w:r>
+              <w:rPr>
+                <w:b/>
+                <w:i w:val="0"/>
+                <w:color w:val="16A34A"/>
+                <w:sz w:val="16"/>
+              </w:rPr>
+              <w:t>—</w:t>
+            </w:r>
+          </w:p>
+        </w:tc>
+        <w:tc>
+          <w:tcPr>
+            <w:tcW w:type="dxa" w:w="1191"/>
+          </w:tcPr>
+          <w:p>
+            <w:r>
+              <w:rPr>
+                <w:b w:val="0"/>
+                <w:i w:val="0"/>
+                <w:color w:val="64748B"/>
+                <w:sz w:val="16"/>
+              </w:rPr>
+              <w:t>GT-CQ</w:t>
+            </w:r>
+          </w:p>
+        </w:tc>
+        <w:tc>
+          <w:tcPr>
+            <w:tcW w:type="dxa" w:w="4706"/>
+          </w:tcPr>
+          <w:p>
+            <w:r>
+              <w:rPr>
+                <w:b w:val="0"/>
+                <w:i w:val="0"/>
+                <w:sz w:val="17"/>
+              </w:rPr>
+              <w:t>Prière de corriger ou de confirmer avec le QG.</w:t>
+            </w:r>
+          </w:p>
+        </w:tc>
+      </w:tr>
+      <w:tr>
+        <w:tc>
+          <w:tcPr>
+            <w:tcW w:type="dxa" w:w="964"/>
+          </w:tcPr>
+          <w:p>
+            <w:r>
+              <w:rPr>
+                <w:b/>
+                <w:i w:val="0"/>
+                <w:color w:val="EA580C"/>
+                <w:sz w:val="16"/>
+              </w:rPr>
+              <w:t>Moyenne</w:t>
+            </w:r>
+          </w:p>
+        </w:tc>
+        <w:tc>
+          <w:tcPr>
+            <w:tcW w:type="dxa" w:w="1247"/>
+          </w:tcPr>
+          <w:p>
+            <w:r>
+              <w:rPr>
+                <w:b/>
+                <w:i w:val="0"/>
+                <w:sz w:val="16"/>
+              </w:rPr>
+              <w:t>S01</w:t>
+              <w:br/>
+            </w:r>
+            <w:r>
+              <w:rPr>
+                <w:b w:val="0"/>
+                <w:i w:val="0"/>
+                <w:color w:val="64748B"/>
+                <w:sz w:val="14"/>
+              </w:rPr>
+              <w:t>Démographie</w:t>
+            </w:r>
+          </w:p>
+        </w:tc>
+        <w:tc>
+          <w:tcPr>
+            <w:tcW w:type="dxa" w:w="1531"/>
+          </w:tcPr>
+          <w:p>
+            <w:r>
+              <w:rPr>
+                <w:b/>
+                <w:i w:val="0"/>
+                <w:color w:val="16A34A"/>
+                <w:sz w:val="16"/>
+              </w:rPr>
+              <w:t>s01q41a, s01q00b</w:t>
+            </w:r>
+          </w:p>
+        </w:tc>
+        <w:tc>
+          <w:tcPr>
+            <w:tcW w:type="dxa" w:w="1191"/>
+          </w:tcPr>
+          <w:p>
+            <w:r>
+              <w:rPr>
+                <w:b w:val="0"/>
+                <w:i w:val="0"/>
+                <w:color w:val="64748B"/>
+                <w:sz w:val="16"/>
+              </w:rPr>
+              <w:t>GT-CQ</w:t>
+            </w:r>
+          </w:p>
+        </w:tc>
+        <w:tc>
+          <w:tcPr>
+            <w:tcW w:type="dxa" w:w="4706"/>
+          </w:tcPr>
+          <w:p>
+            <w:r>
+              <w:rPr>
+                <w:b w:val="0"/>
+                <w:i w:val="0"/>
+                <w:sz w:val="17"/>
+              </w:rPr>
+              <w:t>Attention ! Le montant (7500 Fcfa) dépensé ou reçu en cadeau pour les recharges internet ou de forfaits de données mobiles(hors appels vocaux), aucours des 30 derniers jours de  Ousseynou cisse est relativement élevé par rapport aux autres montants depansés observés dans cette zone.</w:t>
+            </w:r>
+          </w:p>
+        </w:tc>
+      </w:tr>
+      <w:tr>
+        <w:tc>
+          <w:tcPr>
+            <w:tcW w:type="dxa" w:w="964"/>
+          </w:tcPr>
+          <w:p>
+            <w:r>
+              <w:rPr>
+                <w:b/>
+                <w:i w:val="0"/>
+                <w:color w:val="EA580C"/>
+                <w:sz w:val="16"/>
+              </w:rPr>
+              <w:t>Moyenne</w:t>
+            </w:r>
+          </w:p>
+        </w:tc>
+        <w:tc>
+          <w:tcPr>
+            <w:tcW w:type="dxa" w:w="1247"/>
+          </w:tcPr>
+          <w:p>
+            <w:r>
+              <w:rPr>
+                <w:b/>
+                <w:i w:val="0"/>
+                <w:sz w:val="16"/>
+              </w:rPr>
+              <w:t>S01</w:t>
+              <w:br/>
+            </w:r>
+            <w:r>
+              <w:rPr>
+                <w:b w:val="0"/>
+                <w:i w:val="0"/>
+                <w:color w:val="64748B"/>
+                <w:sz w:val="14"/>
+              </w:rPr>
+              <w:t>Démographie</w:t>
+            </w:r>
+          </w:p>
+        </w:tc>
+        <w:tc>
+          <w:tcPr>
+            <w:tcW w:type="dxa" w:w="1531"/>
+          </w:tcPr>
+          <w:p>
+            <w:r>
+              <w:rPr>
+                <w:b/>
+                <w:i w:val="0"/>
+                <w:color w:val="16A34A"/>
+                <w:sz w:val="16"/>
+              </w:rPr>
+              <w:t>—</w:t>
+            </w:r>
+          </w:p>
+        </w:tc>
+        <w:tc>
+          <w:tcPr>
+            <w:tcW w:type="dxa" w:w="1191"/>
+          </w:tcPr>
+          <w:p>
+            <w:r>
+              <w:rPr>
+                <w:b w:val="0"/>
+                <w:i w:val="0"/>
+                <w:color w:val="64748B"/>
+                <w:sz w:val="16"/>
+              </w:rPr>
+              <w:t>GT-CQ</w:t>
+            </w:r>
+          </w:p>
+        </w:tc>
+        <w:tc>
+          <w:tcPr>
+            <w:tcW w:type="dxa" w:w="4706"/>
+          </w:tcPr>
+          <w:p>
+            <w:r>
+              <w:rPr>
+                <w:b w:val="0"/>
+                <w:i w:val="0"/>
+                <w:sz w:val="17"/>
+              </w:rPr>
+              <w:t>Prière de verifier l'information donnée par Abdou cisse ou corriger au niveau de la section 1.</w:t>
+            </w:r>
+          </w:p>
+        </w:tc>
+      </w:tr>
+      <w:tr>
+        <w:tc>
+          <w:tcPr>
+            <w:tcW w:type="dxa" w:w="964"/>
+          </w:tcPr>
+          <w:p>
+            <w:r>
+              <w:rPr>
+                <w:b/>
+                <w:i w:val="0"/>
+                <w:color w:val="EA580C"/>
+                <w:sz w:val="16"/>
+              </w:rPr>
+              <w:t>Moyenne</w:t>
+            </w:r>
+          </w:p>
+        </w:tc>
+        <w:tc>
+          <w:tcPr>
+            <w:tcW w:type="dxa" w:w="1247"/>
+          </w:tcPr>
+          <w:p>
+            <w:r>
+              <w:rPr>
+                <w:b/>
+                <w:i w:val="0"/>
+                <w:sz w:val="16"/>
+              </w:rPr>
+              <w:t>S01</w:t>
+              <w:br/>
+            </w:r>
+            <w:r>
+              <w:rPr>
+                <w:b w:val="0"/>
+                <w:i w:val="0"/>
+                <w:color w:val="64748B"/>
+                <w:sz w:val="14"/>
+              </w:rPr>
+              <w:t>Démographie</w:t>
+            </w:r>
+          </w:p>
+        </w:tc>
+        <w:tc>
+          <w:tcPr>
+            <w:tcW w:type="dxa" w:w="1531"/>
+          </w:tcPr>
+          <w:p>
+            <w:r>
+              <w:rPr>
+                <w:b/>
+                <w:i w:val="0"/>
+                <w:color w:val="16A34A"/>
+                <w:sz w:val="16"/>
+              </w:rPr>
+              <w:t>s00q28, s01q28, s01q29, s01q30, s01q00b</w:t>
+            </w:r>
+          </w:p>
+        </w:tc>
+        <w:tc>
+          <w:tcPr>
+            <w:tcW w:type="dxa" w:w="1191"/>
+          </w:tcPr>
+          <w:p>
+            <w:r>
+              <w:rPr>
+                <w:b w:val="0"/>
+                <w:i w:val="0"/>
+                <w:color w:val="64748B"/>
+                <w:sz w:val="16"/>
+              </w:rPr>
+              <w:t>GT-CQ</w:t>
+            </w:r>
+          </w:p>
+        </w:tc>
+        <w:tc>
+          <w:tcPr>
+            <w:tcW w:type="dxa" w:w="4706"/>
+          </w:tcPr>
+          <w:p>
+            <w:r>
+              <w:rPr>
+                <w:b w:val="0"/>
+                <w:i w:val="0"/>
+                <w:sz w:val="17"/>
+              </w:rPr>
+              <w:t>Les catégories socioprofessionnelles du père biologique de  aissa  tounkara  ne sont pas coherentes, prière de corriger.</w:t>
+            </w:r>
+          </w:p>
+        </w:tc>
+      </w:tr>
+      <w:tr>
+        <w:tc>
+          <w:tcPr>
+            <w:tcW w:type="dxa" w:w="964"/>
+          </w:tcPr>
+          <w:p>
+            <w:r>
+              <w:rPr>
+                <w:b/>
+                <w:i w:val="0"/>
+                <w:color w:val="EA580C"/>
+                <w:sz w:val="16"/>
+              </w:rPr>
+              <w:t>Moyenne</w:t>
+            </w:r>
+          </w:p>
+        </w:tc>
+        <w:tc>
+          <w:tcPr>
+            <w:tcW w:type="dxa" w:w="1247"/>
+          </w:tcPr>
+          <w:p>
+            <w:r>
+              <w:rPr>
+                <w:b/>
+                <w:i w:val="0"/>
+                <w:sz w:val="16"/>
+              </w:rPr>
+              <w:t>S01</w:t>
+              <w:br/>
+            </w:r>
+            <w:r>
+              <w:rPr>
+                <w:b w:val="0"/>
+                <w:i w:val="0"/>
+                <w:color w:val="64748B"/>
+                <w:sz w:val="14"/>
+              </w:rPr>
+              <w:t>Démographie</w:t>
+            </w:r>
+          </w:p>
+        </w:tc>
+        <w:tc>
+          <w:tcPr>
+            <w:tcW w:type="dxa" w:w="1531"/>
+          </w:tcPr>
+          <w:p>
+            <w:r>
+              <w:rPr>
+                <w:b/>
+                <w:i w:val="0"/>
+                <w:color w:val="16A34A"/>
+                <w:sz w:val="16"/>
+              </w:rPr>
+              <w:t>s01q10_1</w:t>
+            </w:r>
+          </w:p>
+        </w:tc>
+        <w:tc>
+          <w:tcPr>
+            <w:tcW w:type="dxa" w:w="1191"/>
+          </w:tcPr>
+          <w:p>
+            <w:r>
+              <w:rPr>
+                <w:b w:val="0"/>
+                <w:i w:val="0"/>
+                <w:color w:val="64748B"/>
+                <w:sz w:val="16"/>
+              </w:rPr>
+              <w:t>GT-CQ</w:t>
+            </w:r>
+          </w:p>
+        </w:tc>
+        <w:tc>
+          <w:tcPr>
+            <w:tcW w:type="dxa" w:w="4706"/>
+          </w:tcPr>
+          <w:p>
+            <w:r>
+              <w:rPr>
+                <w:b w:val="0"/>
+                <w:i w:val="0"/>
+                <w:sz w:val="17"/>
+              </w:rPr>
+              <w:t>La taille du ménage lors de l'enquête principale (8) de ce ménage est inférieur à la taille du denombrement (10), prière de fournir des explications concrètes ou aller revisiter le ménage.</w:t>
+            </w:r>
+          </w:p>
+        </w:tc>
+      </w:tr>
+      <w:tr>
+        <w:tc>
+          <w:tcPr>
+            <w:tcW w:type="dxa" w:w="964"/>
+          </w:tcPr>
+          <w:p>
+            <w:r>
+              <w:rPr>
+                <w:b/>
+                <w:i w:val="0"/>
+                <w:color w:val="EA580C"/>
+                <w:sz w:val="16"/>
+              </w:rPr>
+              <w:t>Moyenne</w:t>
+            </w:r>
+          </w:p>
+        </w:tc>
+        <w:tc>
+          <w:tcPr>
+            <w:tcW w:type="dxa" w:w="1247"/>
+          </w:tcPr>
+          <w:p>
+            <w:r>
+              <w:rPr>
+                <w:b/>
+                <w:i w:val="0"/>
+                <w:sz w:val="16"/>
+              </w:rPr>
               <w:t>S02</w:t>
               <w:br/>
             </w:r>
@@ -1174,7 +2164,7 @@
                 <w:color w:val="16A34A"/>
                 <w:sz w:val="16"/>
               </w:rPr>
-              <w:t>s02q33, s01q00b</w:t>
+              <w:t>s01q63, s00q04, s02q25, s01q00b, s02q17_2, s02q15_2</w:t>
             </w:r>
           </w:p>
         </w:tc>
@@ -1205,7 +2195,7 @@
                 <w:i w:val="0"/>
                 <w:sz w:val="17"/>
               </w:rPr>
-              <w:t>Incoherent!!! La dernière fois que El hadji cisse a  fréquenté l'école est 9999.</w:t>
+              <w:t>Dans les milieux urbains c'est peu probable de voir une école dont les élèves ou étudiants ne dépensent pas en frais d'uniformes, prière de verifier pour aissa  tounkara qui fréquente 2ème année de Primaire et corriger ou confirmer avec le QG.</w:t>
             </w:r>
           </w:p>
         </w:tc>
@@ -1220,10 +2210,10 @@
               <w:rPr>
                 <w:b/>
                 <w:i w:val="0"/>
-                <w:color w:val="DC2626"/>
+                <w:color w:val="EA580C"/>
                 <w:sz w:val="16"/>
               </w:rPr>
-              <w:t>Haute</w:t>
+              <w:t>Moyenne</w:t>
             </w:r>
           </w:p>
         </w:tc>
@@ -1238,7 +2228,7 @@
                 <w:i w:val="0"/>
                 <w:sz w:val="16"/>
               </w:rPr>
-              <w:t>S04</w:t>
+              <w:t>S02</w:t>
               <w:br/>
             </w:r>
             <w:r>
@@ -1248,7 +2238,7 @@
                 <w:color w:val="64748B"/>
                 <w:sz w:val="14"/>
               </w:rPr>
-              <w:t>Emploi</w:t>
+              <w:t>Éducation</w:t>
             </w:r>
           </w:p>
         </w:tc>
@@ -1295,7 +2285,7 @@
                 <w:i w:val="0"/>
                 <w:sz w:val="17"/>
               </w:rPr>
-              <w:t>Incohérence détectée ! Il semble peu probable que Ousseynou cisse occupe un emploi pour l'ETAT/collectivités locales ou dans une entreprise publique/parapublique tout en travaillant moins de  6h par jour.</w:t>
+              <w:t>Attention ! Le frais de scolarité (45000 Fcfa) de aissa  tounkara en 2ème année de Primaire est relativement élevé par rapport aux autres frais de scolarités observés dans cette zone.</w:t>
             </w:r>
           </w:p>
         </w:tc>
@@ -1310,10 +2300,10 @@
               <w:rPr>
                 <w:b/>
                 <w:i w:val="0"/>
-                <w:color w:val="DC2626"/>
+                <w:color w:val="EA580C"/>
                 <w:sz w:val="16"/>
               </w:rPr>
-              <w:t>Haute</w:t>
+              <w:t>Moyenne</w:t>
             </w:r>
           </w:p>
         </w:tc>
@@ -1328,7 +2318,7 @@
                 <w:i w:val="0"/>
                 <w:sz w:val="16"/>
               </w:rPr>
-              <w:t>S20</w:t>
+              <w:t>S02</w:t>
               <w:br/>
             </w:r>
             <w:r>
@@ -1338,7 +2328,7 @@
                 <w:color w:val="64748B"/>
                 <w:sz w:val="14"/>
               </w:rPr>
-              <w:t>Gouvernance / autres</w:t>
+              <w:t>Éducation</w:t>
             </w:r>
           </w:p>
         </w:tc>
@@ -1385,7 +2375,7 @@
                 <w:i w:val="0"/>
                 <w:sz w:val="17"/>
               </w:rPr>
-              <w:t>Incohérence détectée ! Le ménage a précédemment déclaré vivre « Bien » ou « Assez bien » selon son revenu en 20A.02.</w:t>
+              <w:t>Prière de corriger ou de confirmer avec le QG.</w:t>
             </w:r>
           </w:p>
         </w:tc>
@@ -1418,7 +2408,7 @@
                 <w:i w:val="0"/>
                 <w:sz w:val="16"/>
               </w:rPr>
-              <w:t>S00</w:t>
+              <w:t>S02</w:t>
               <w:br/>
             </w:r>
             <w:r>
@@ -1428,7 +2418,7 @@
                 <w:color w:val="64748B"/>
                 <w:sz w:val="14"/>
               </w:rPr>
-              <w:t>Identification</w:t>
+              <w:t>Éducation</w:t>
             </w:r>
           </w:p>
         </w:tc>
@@ -1475,7 +2465,7 @@
                 <w:i w:val="0"/>
                 <w:sz w:val="17"/>
               </w:rPr>
-              <w:t>L'adresse ou la localisation du ménage doit être bien renseignée, ne doit pas contenir des numéros de téléphone et elle semble courte pour être une adresse.</w:t>
+              <w:t>Prière de vous adresser à Abdou cisse pour avoir l'année exacte.</w:t>
             </w:r>
           </w:p>
         </w:tc>
@@ -1508,7 +2498,7 @@
                 <w:i w:val="0"/>
                 <w:sz w:val="16"/>
               </w:rPr>
-              <w:t>S00</w:t>
+              <w:t>S02</w:t>
               <w:br/>
             </w:r>
             <w:r>
@@ -1518,7 +2508,7 @@
                 <w:color w:val="64748B"/>
                 <w:sz w:val="14"/>
               </w:rPr>
-              <w:t>Identification</w:t>
+              <w:t>Éducation</w:t>
             </w:r>
           </w:p>
         </w:tc>
@@ -1565,7 +2555,7 @@
                 <w:i w:val="0"/>
                 <w:sz w:val="17"/>
               </w:rPr>
-              <w:t>Prière de renseigner la bonne adresse.</w:t>
+              <w:t>Prière de vous adresser à Awa fall pour avoir l'année exacte.</w:t>
             </w:r>
           </w:p>
         </w:tc>
@@ -1598,7 +2588,7 @@
                 <w:i w:val="0"/>
                 <w:sz w:val="16"/>
               </w:rPr>
-              <w:t>S01</w:t>
+              <w:t>S02</w:t>
               <w:br/>
             </w:r>
             <w:r>
@@ -1608,7 +2598,7 @@
                 <w:color w:val="64748B"/>
                 <w:sz w:val="14"/>
               </w:rPr>
-              <w:t>Démographie</w:t>
+              <w:t>Éducation</w:t>
             </w:r>
           </w:p>
         </w:tc>
@@ -1624,7 +2614,7 @@
                 <w:color w:val="16A34A"/>
                 <w:sz w:val="16"/>
               </w:rPr>
-              <w:t>s01q23, s01q00b, s01q23_autre</w:t>
+              <w:t>—</w:t>
             </w:r>
           </w:p>
         </w:tc>
@@ -1655,7 +2645,7 @@
                 <w:i w:val="0"/>
                 <w:sz w:val="17"/>
               </w:rPr>
-              <w:t>La raison principale que Ousseynou cisse envisage de migrer est siar à la meque et semble exister dans les modalités, prière de prendre attache avec le QG pour plus d'explication afin de la classer bien.</w:t>
+              <w:t>Prière de vous adresser à El hadji cisse pour avoir l'année exacte.</w:t>
             </w:r>
           </w:p>
         </w:tc>
@@ -1688,7 +2678,7 @@
                 <w:i w:val="0"/>
                 <w:sz w:val="16"/>
               </w:rPr>
-              <w:t>S01</w:t>
+              <w:t>S02</w:t>
               <w:br/>
             </w:r>
             <w:r>
@@ -1698,7 +2688,7 @@
                 <w:color w:val="64748B"/>
                 <w:sz w:val="14"/>
               </w:rPr>
-              <w:t>Démographie</w:t>
+              <w:t>Éducation</w:t>
             </w:r>
           </w:p>
         </w:tc>
@@ -1714,7 +2704,7 @@
                 <w:color w:val="16A34A"/>
                 <w:sz w:val="16"/>
               </w:rPr>
-              <w:t>—</w:t>
+              <w:t>s01q47__7, s02q24, s01q00b, s02q17_2, s02q15_2</w:t>
             </w:r>
           </w:p>
         </w:tc>
@@ -1745,1177 +2735,7 @@
                 <w:i w:val="0"/>
                 <w:sz w:val="17"/>
               </w:rPr>
-              <w:t>Attention ! Le montant (7500 Fcfa) dépensé ou reçu en cadeau pour les cartes prépayées, les transferts de crédit et les abonnements de  Ousseynou cisse est relativement élevé par rapport aux autres montants depansés observés dans cette zone.</w:t>
-            </w:r>
-          </w:p>
-        </w:tc>
-      </w:tr>
-      <w:tr>
-        <w:tc>
-          <w:tcPr>
-            <w:tcW w:type="dxa" w:w="964"/>
-          </w:tcPr>
-          <w:p>
-            <w:r>
-              <w:rPr>
-                <w:b/>
-                <w:i w:val="0"/>
-                <w:color w:val="EA580C"/>
-                <w:sz w:val="16"/>
-              </w:rPr>
-              <w:t>Moyenne</w:t>
-            </w:r>
-          </w:p>
-        </w:tc>
-        <w:tc>
-          <w:tcPr>
-            <w:tcW w:type="dxa" w:w="1247"/>
-          </w:tcPr>
-          <w:p>
-            <w:r>
-              <w:rPr>
-                <w:b/>
-                <w:i w:val="0"/>
-                <w:sz w:val="16"/>
-              </w:rPr>
-              <w:t>S01</w:t>
-              <w:br/>
-            </w:r>
-            <w:r>
-              <w:rPr>
-                <w:b w:val="0"/>
-                <w:i w:val="0"/>
-                <w:color w:val="64748B"/>
-                <w:sz w:val="14"/>
-              </w:rPr>
-              <w:t>Démographie</w:t>
-            </w:r>
-          </w:p>
-        </w:tc>
-        <w:tc>
-          <w:tcPr>
-            <w:tcW w:type="dxa" w:w="1531"/>
-          </w:tcPr>
-          <w:p>
-            <w:r>
-              <w:rPr>
-                <w:b/>
-                <w:i w:val="0"/>
-                <w:color w:val="16A34A"/>
-                <w:sz w:val="16"/>
-              </w:rPr>
-              <w:t>—</w:t>
-            </w:r>
-          </w:p>
-        </w:tc>
-        <w:tc>
-          <w:tcPr>
-            <w:tcW w:type="dxa" w:w="1191"/>
-          </w:tcPr>
-          <w:p>
-            <w:r>
-              <w:rPr>
-                <w:b w:val="0"/>
-                <w:i w:val="0"/>
-                <w:color w:val="64748B"/>
-                <w:sz w:val="16"/>
-              </w:rPr>
-              <w:t>GT-CQ</w:t>
-            </w:r>
-          </w:p>
-        </w:tc>
-        <w:tc>
-          <w:tcPr>
-            <w:tcW w:type="dxa" w:w="4706"/>
-          </w:tcPr>
-          <w:p>
-            <w:r>
-              <w:rPr>
-                <w:b w:val="0"/>
-                <w:i w:val="0"/>
-                <w:sz w:val="17"/>
-              </w:rPr>
-              <w:t>Prière de corriger ou de confirmer avec le QG.</w:t>
-            </w:r>
-          </w:p>
-        </w:tc>
-      </w:tr>
-      <w:tr>
-        <w:tc>
-          <w:tcPr>
-            <w:tcW w:type="dxa" w:w="964"/>
-          </w:tcPr>
-          <w:p>
-            <w:r>
-              <w:rPr>
-                <w:b/>
-                <w:i w:val="0"/>
-                <w:color w:val="EA580C"/>
-                <w:sz w:val="16"/>
-              </w:rPr>
-              <w:t>Moyenne</w:t>
-            </w:r>
-          </w:p>
-        </w:tc>
-        <w:tc>
-          <w:tcPr>
-            <w:tcW w:type="dxa" w:w="1247"/>
-          </w:tcPr>
-          <w:p>
-            <w:r>
-              <w:rPr>
-                <w:b/>
-                <w:i w:val="0"/>
-                <w:sz w:val="16"/>
-              </w:rPr>
-              <w:t>S01</w:t>
-              <w:br/>
-            </w:r>
-            <w:r>
-              <w:rPr>
-                <w:b w:val="0"/>
-                <w:i w:val="0"/>
-                <w:color w:val="64748B"/>
-                <w:sz w:val="14"/>
-              </w:rPr>
-              <w:t>Démographie</w:t>
-            </w:r>
-          </w:p>
-        </w:tc>
-        <w:tc>
-          <w:tcPr>
-            <w:tcW w:type="dxa" w:w="1531"/>
-          </w:tcPr>
-          <w:p>
-            <w:r>
-              <w:rPr>
-                <w:b/>
-                <w:i w:val="0"/>
-                <w:color w:val="16A34A"/>
-                <w:sz w:val="16"/>
-              </w:rPr>
-              <w:t>s01q41a, s01q00b</w:t>
-            </w:r>
-          </w:p>
-        </w:tc>
-        <w:tc>
-          <w:tcPr>
-            <w:tcW w:type="dxa" w:w="1191"/>
-          </w:tcPr>
-          <w:p>
-            <w:r>
-              <w:rPr>
-                <w:b w:val="0"/>
-                <w:i w:val="0"/>
-                <w:color w:val="64748B"/>
-                <w:sz w:val="16"/>
-              </w:rPr>
-              <w:t>GT-CQ</w:t>
-            </w:r>
-          </w:p>
-        </w:tc>
-        <w:tc>
-          <w:tcPr>
-            <w:tcW w:type="dxa" w:w="4706"/>
-          </w:tcPr>
-          <w:p>
-            <w:r>
-              <w:rPr>
-                <w:b w:val="0"/>
-                <w:i w:val="0"/>
-                <w:sz w:val="17"/>
-              </w:rPr>
-              <w:t>Attention ! Le montant (7500 Fcfa) dépensé ou reçu en cadeau pour les recharges internet ou de forfaits de données mobiles(hors appels vocaux), aucours des 30 derniers jours de  Ousseynou cisse est relativement élevé par rapport aux autres montants depansés observés dans cette zone.</w:t>
-            </w:r>
-          </w:p>
-        </w:tc>
-      </w:tr>
-      <w:tr>
-        <w:tc>
-          <w:tcPr>
-            <w:tcW w:type="dxa" w:w="964"/>
-          </w:tcPr>
-          <w:p>
-            <w:r>
-              <w:rPr>
-                <w:b/>
-                <w:i w:val="0"/>
-                <w:color w:val="EA580C"/>
-                <w:sz w:val="16"/>
-              </w:rPr>
-              <w:t>Moyenne</w:t>
-            </w:r>
-          </w:p>
-        </w:tc>
-        <w:tc>
-          <w:tcPr>
-            <w:tcW w:type="dxa" w:w="1247"/>
-          </w:tcPr>
-          <w:p>
-            <w:r>
-              <w:rPr>
-                <w:b/>
-                <w:i w:val="0"/>
-                <w:sz w:val="16"/>
-              </w:rPr>
-              <w:t>S01</w:t>
-              <w:br/>
-            </w:r>
-            <w:r>
-              <w:rPr>
-                <w:b w:val="0"/>
-                <w:i w:val="0"/>
-                <w:color w:val="64748B"/>
-                <w:sz w:val="14"/>
-              </w:rPr>
-              <w:t>Démographie</w:t>
-            </w:r>
-          </w:p>
-        </w:tc>
-        <w:tc>
-          <w:tcPr>
-            <w:tcW w:type="dxa" w:w="1531"/>
-          </w:tcPr>
-          <w:p>
-            <w:r>
-              <w:rPr>
-                <w:b/>
-                <w:i w:val="0"/>
-                <w:color w:val="16A34A"/>
-                <w:sz w:val="16"/>
-              </w:rPr>
-              <w:t>—</w:t>
-            </w:r>
-          </w:p>
-        </w:tc>
-        <w:tc>
-          <w:tcPr>
-            <w:tcW w:type="dxa" w:w="1191"/>
-          </w:tcPr>
-          <w:p>
-            <w:r>
-              <w:rPr>
-                <w:b w:val="0"/>
-                <w:i w:val="0"/>
-                <w:color w:val="64748B"/>
-                <w:sz w:val="16"/>
-              </w:rPr>
-              <w:t>GT-CQ</w:t>
-            </w:r>
-          </w:p>
-        </w:tc>
-        <w:tc>
-          <w:tcPr>
-            <w:tcW w:type="dxa" w:w="4706"/>
-          </w:tcPr>
-          <w:p>
-            <w:r>
-              <w:rPr>
-                <w:b w:val="0"/>
-                <w:i w:val="0"/>
-                <w:sz w:val="17"/>
-              </w:rPr>
-              <w:t>Prière de verifier l'information donnée par Abdou cisse ou corriger au niveau de la section 1.</w:t>
-            </w:r>
-          </w:p>
-        </w:tc>
-      </w:tr>
-      <w:tr>
-        <w:tc>
-          <w:tcPr>
-            <w:tcW w:type="dxa" w:w="964"/>
-          </w:tcPr>
-          <w:p>
-            <w:r>
-              <w:rPr>
-                <w:b/>
-                <w:i w:val="0"/>
-                <w:color w:val="EA580C"/>
-                <w:sz w:val="16"/>
-              </w:rPr>
-              <w:t>Moyenne</w:t>
-            </w:r>
-          </w:p>
-        </w:tc>
-        <w:tc>
-          <w:tcPr>
-            <w:tcW w:type="dxa" w:w="1247"/>
-          </w:tcPr>
-          <w:p>
-            <w:r>
-              <w:rPr>
-                <w:b/>
-                <w:i w:val="0"/>
-                <w:sz w:val="16"/>
-              </w:rPr>
-              <w:t>S01</w:t>
-              <w:br/>
-            </w:r>
-            <w:r>
-              <w:rPr>
-                <w:b w:val="0"/>
-                <w:i w:val="0"/>
-                <w:color w:val="64748B"/>
-                <w:sz w:val="14"/>
-              </w:rPr>
-              <w:t>Démographie</w:t>
-            </w:r>
-          </w:p>
-        </w:tc>
-        <w:tc>
-          <w:tcPr>
-            <w:tcW w:type="dxa" w:w="1531"/>
-          </w:tcPr>
-          <w:p>
-            <w:r>
-              <w:rPr>
-                <w:b/>
-                <w:i w:val="0"/>
-                <w:color w:val="16A34A"/>
-                <w:sz w:val="16"/>
-              </w:rPr>
-              <w:t>s00q28, s01q28, s01q29, s01q30, s01q00b</w:t>
-            </w:r>
-          </w:p>
-        </w:tc>
-        <w:tc>
-          <w:tcPr>
-            <w:tcW w:type="dxa" w:w="1191"/>
-          </w:tcPr>
-          <w:p>
-            <w:r>
-              <w:rPr>
-                <w:b w:val="0"/>
-                <w:i w:val="0"/>
-                <w:color w:val="64748B"/>
-                <w:sz w:val="16"/>
-              </w:rPr>
-              <w:t>GT-CQ</w:t>
-            </w:r>
-          </w:p>
-        </w:tc>
-        <w:tc>
-          <w:tcPr>
-            <w:tcW w:type="dxa" w:w="4706"/>
-          </w:tcPr>
-          <w:p>
-            <w:r>
-              <w:rPr>
-                <w:b w:val="0"/>
-                <w:i w:val="0"/>
-                <w:sz w:val="17"/>
-              </w:rPr>
-              <w:t>Les catégories socioprofessionnelles du père biologique de  aissa  tounkara  ne sont pas coherentes, prière de corriger.</w:t>
-            </w:r>
-          </w:p>
-        </w:tc>
-      </w:tr>
-      <w:tr>
-        <w:tc>
-          <w:tcPr>
-            <w:tcW w:type="dxa" w:w="964"/>
-          </w:tcPr>
-          <w:p>
-            <w:r>
-              <w:rPr>
-                <w:b/>
-                <w:i w:val="0"/>
-                <w:color w:val="EA580C"/>
-                <w:sz w:val="16"/>
-              </w:rPr>
-              <w:t>Moyenne</w:t>
-            </w:r>
-          </w:p>
-        </w:tc>
-        <w:tc>
-          <w:tcPr>
-            <w:tcW w:type="dxa" w:w="1247"/>
-          </w:tcPr>
-          <w:p>
-            <w:r>
-              <w:rPr>
-                <w:b/>
-                <w:i w:val="0"/>
-                <w:sz w:val="16"/>
-              </w:rPr>
-              <w:t>S01</w:t>
-              <w:br/>
-            </w:r>
-            <w:r>
-              <w:rPr>
-                <w:b w:val="0"/>
-                <w:i w:val="0"/>
-                <w:color w:val="64748B"/>
-                <w:sz w:val="14"/>
-              </w:rPr>
-              <w:t>Démographie</w:t>
-            </w:r>
-          </w:p>
-        </w:tc>
-        <w:tc>
-          <w:tcPr>
-            <w:tcW w:type="dxa" w:w="1531"/>
-          </w:tcPr>
-          <w:p>
-            <w:r>
-              <w:rPr>
-                <w:b/>
-                <w:i w:val="0"/>
-                <w:color w:val="16A34A"/>
-                <w:sz w:val="16"/>
-              </w:rPr>
-              <w:t>s01q10_1</w:t>
-            </w:r>
-          </w:p>
-        </w:tc>
-        <w:tc>
-          <w:tcPr>
-            <w:tcW w:type="dxa" w:w="1191"/>
-          </w:tcPr>
-          <w:p>
-            <w:r>
-              <w:rPr>
-                <w:b w:val="0"/>
-                <w:i w:val="0"/>
-                <w:color w:val="64748B"/>
-                <w:sz w:val="16"/>
-              </w:rPr>
-              <w:t>GT-CQ</w:t>
-            </w:r>
-          </w:p>
-        </w:tc>
-        <w:tc>
-          <w:tcPr>
-            <w:tcW w:type="dxa" w:w="4706"/>
-          </w:tcPr>
-          <w:p>
-            <w:r>
-              <w:rPr>
-                <w:b w:val="0"/>
-                <w:i w:val="0"/>
-                <w:sz w:val="17"/>
-              </w:rPr>
-              <w:t>La taille du ménage lors de l'enquête principale (8) de ce ménage est inférieur à la taille du denombrement (10), prière de fournir des explications concrètes ou aller revisiter le ménage.</w:t>
-            </w:r>
-          </w:p>
-        </w:tc>
-      </w:tr>
-      <w:tr>
-        <w:tc>
-          <w:tcPr>
-            <w:tcW w:type="dxa" w:w="964"/>
-          </w:tcPr>
-          <w:p>
-            <w:r>
-              <w:rPr>
-                <w:b/>
-                <w:i w:val="0"/>
-                <w:color w:val="EA580C"/>
-                <w:sz w:val="16"/>
-              </w:rPr>
-              <w:t>Moyenne</w:t>
-            </w:r>
-          </w:p>
-        </w:tc>
-        <w:tc>
-          <w:tcPr>
-            <w:tcW w:type="dxa" w:w="1247"/>
-          </w:tcPr>
-          <w:p>
-            <w:r>
-              <w:rPr>
-                <w:b/>
-                <w:i w:val="0"/>
-                <w:sz w:val="16"/>
-              </w:rPr>
-              <w:t>S02</w:t>
-              <w:br/>
-            </w:r>
-            <w:r>
-              <w:rPr>
-                <w:b w:val="0"/>
-                <w:i w:val="0"/>
-                <w:color w:val="64748B"/>
-                <w:sz w:val="14"/>
-              </w:rPr>
-              <w:t>Éducation</w:t>
-            </w:r>
-          </w:p>
-        </w:tc>
-        <w:tc>
-          <w:tcPr>
-            <w:tcW w:type="dxa" w:w="1531"/>
-          </w:tcPr>
-          <w:p>
-            <w:r>
-              <w:rPr>
-                <w:b/>
-                <w:i w:val="0"/>
-                <w:color w:val="16A34A"/>
-                <w:sz w:val="16"/>
-              </w:rPr>
-              <w:t>—</w:t>
-            </w:r>
-          </w:p>
-        </w:tc>
-        <w:tc>
-          <w:tcPr>
-            <w:tcW w:type="dxa" w:w="1191"/>
-          </w:tcPr>
-          <w:p>
-            <w:r>
-              <w:rPr>
-                <w:b w:val="0"/>
-                <w:i w:val="0"/>
-                <w:color w:val="64748B"/>
-                <w:sz w:val="16"/>
-              </w:rPr>
-              <w:t>GT-CQ</w:t>
-            </w:r>
-          </w:p>
-        </w:tc>
-        <w:tc>
-          <w:tcPr>
-            <w:tcW w:type="dxa" w:w="4706"/>
-          </w:tcPr>
-          <w:p>
-            <w:r>
-              <w:rPr>
-                <w:b w:val="0"/>
-                <w:i w:val="0"/>
-                <w:sz w:val="17"/>
-              </w:rPr>
-              <w:t>veuillez, s'il vous plait, confirmer les frais de scolarité ( 32000 FCFA) payée de fatou cisse avec le QG ou apporter les corrections nécessaires.</w:t>
-            </w:r>
-          </w:p>
-        </w:tc>
-      </w:tr>
-      <w:tr>
-        <w:tc>
-          <w:tcPr>
-            <w:tcW w:type="dxa" w:w="964"/>
-          </w:tcPr>
-          <w:p>
-            <w:r>
-              <w:rPr>
-                <w:b/>
-                <w:i w:val="0"/>
-                <w:color w:val="EA580C"/>
-                <w:sz w:val="16"/>
-              </w:rPr>
-              <w:t>Moyenne</w:t>
-            </w:r>
-          </w:p>
-        </w:tc>
-        <w:tc>
-          <w:tcPr>
-            <w:tcW w:type="dxa" w:w="1247"/>
-          </w:tcPr>
-          <w:p>
-            <w:r>
-              <w:rPr>
-                <w:b/>
-                <w:i w:val="0"/>
-                <w:sz w:val="16"/>
-              </w:rPr>
-              <w:t>S02</w:t>
-              <w:br/>
-            </w:r>
-            <w:r>
-              <w:rPr>
-                <w:b w:val="0"/>
-                <w:i w:val="0"/>
-                <w:color w:val="64748B"/>
-                <w:sz w:val="14"/>
-              </w:rPr>
-              <w:t>Éducation</w:t>
-            </w:r>
-          </w:p>
-        </w:tc>
-        <w:tc>
-          <w:tcPr>
-            <w:tcW w:type="dxa" w:w="1531"/>
-          </w:tcPr>
-          <w:p>
-            <w:r>
-              <w:rPr>
-                <w:b/>
-                <w:i w:val="0"/>
-                <w:color w:val="16A34A"/>
-                <w:sz w:val="16"/>
-              </w:rPr>
-              <w:t>s01q47__7, s02q24, s01q00b, s02q17_2, s02q15_2</w:t>
-            </w:r>
-          </w:p>
-        </w:tc>
-        <w:tc>
-          <w:tcPr>
-            <w:tcW w:type="dxa" w:w="1191"/>
-          </w:tcPr>
-          <w:p>
-            <w:r>
-              <w:rPr>
-                <w:b w:val="0"/>
-                <w:i w:val="0"/>
-                <w:color w:val="64748B"/>
-                <w:sz w:val="16"/>
-              </w:rPr>
-              <w:t>GT-CQ</w:t>
-            </w:r>
-          </w:p>
-        </w:tc>
-        <w:tc>
-          <w:tcPr>
-            <w:tcW w:type="dxa" w:w="4706"/>
-          </w:tcPr>
-          <w:p>
-            <w:r>
-              <w:rPr>
-                <w:b w:val="0"/>
-                <w:i w:val="0"/>
-                <w:sz w:val="17"/>
-              </w:rPr>
               <w:t>Le montant des frais pour les cahiers et autres matériels scolaires pour l'année scolaire de fatou cisse qui fréquente 1ére année de Maternelle  est de 0 FCFA, fatou cisse a fait comment pour payer ces cahiers et autres matériels scolaires (SAC, stylo, craie, ardoise, crayon...) ? prière de corriger.</w:t>
-            </w:r>
-          </w:p>
-        </w:tc>
-      </w:tr>
-      <w:tr>
-        <w:tc>
-          <w:tcPr>
-            <w:tcW w:type="dxa" w:w="964"/>
-          </w:tcPr>
-          <w:p>
-            <w:r>
-              <w:rPr>
-                <w:b/>
-                <w:i w:val="0"/>
-                <w:color w:val="EA580C"/>
-                <w:sz w:val="16"/>
-              </w:rPr>
-              <w:t>Moyenne</w:t>
-            </w:r>
-          </w:p>
-        </w:tc>
-        <w:tc>
-          <w:tcPr>
-            <w:tcW w:type="dxa" w:w="1247"/>
-          </w:tcPr>
-          <w:p>
-            <w:r>
-              <w:rPr>
-                <w:b/>
-                <w:i w:val="0"/>
-                <w:sz w:val="16"/>
-              </w:rPr>
-              <w:t>S02</w:t>
-              <w:br/>
-            </w:r>
-            <w:r>
-              <w:rPr>
-                <w:b w:val="0"/>
-                <w:i w:val="0"/>
-                <w:color w:val="64748B"/>
-                <w:sz w:val="14"/>
-              </w:rPr>
-              <w:t>Éducation</w:t>
-            </w:r>
-          </w:p>
-        </w:tc>
-        <w:tc>
-          <w:tcPr>
-            <w:tcW w:type="dxa" w:w="1531"/>
-          </w:tcPr>
-          <w:p>
-            <w:r>
-              <w:rPr>
-                <w:b/>
-                <w:i w:val="0"/>
-                <w:color w:val="16A34A"/>
-                <w:sz w:val="16"/>
-              </w:rPr>
-              <w:t>s01q63, s00q04, s02q25, s01q00b, s02q17_2, s02q15_2</w:t>
-            </w:r>
-          </w:p>
-        </w:tc>
-        <w:tc>
-          <w:tcPr>
-            <w:tcW w:type="dxa" w:w="1191"/>
-          </w:tcPr>
-          <w:p>
-            <w:r>
-              <w:rPr>
-                <w:b w:val="0"/>
-                <w:i w:val="0"/>
-                <w:color w:val="64748B"/>
-                <w:sz w:val="16"/>
-              </w:rPr>
-              <w:t>GT-CQ</w:t>
-            </w:r>
-          </w:p>
-        </w:tc>
-        <w:tc>
-          <w:tcPr>
-            <w:tcW w:type="dxa" w:w="4706"/>
-          </w:tcPr>
-          <w:p>
-            <w:r>
-              <w:rPr>
-                <w:b w:val="0"/>
-                <w:i w:val="0"/>
-                <w:sz w:val="17"/>
-              </w:rPr>
-              <w:t>Dans les milieux urbains c'est peu probable de voir une école dont les élèves ou étudiants ne dépensent pas en frais d'uniformes, prière de verifier pour aissa  tounkara qui fréquente 2ème année de Primaire et corriger ou confirmer avec le QG.</w:t>
-            </w:r>
-          </w:p>
-        </w:tc>
-      </w:tr>
-      <w:tr>
-        <w:tc>
-          <w:tcPr>
-            <w:tcW w:type="dxa" w:w="964"/>
-          </w:tcPr>
-          <w:p>
-            <w:r>
-              <w:rPr>
-                <w:b/>
-                <w:i w:val="0"/>
-                <w:color w:val="EA580C"/>
-                <w:sz w:val="16"/>
-              </w:rPr>
-              <w:t>Moyenne</w:t>
-            </w:r>
-          </w:p>
-        </w:tc>
-        <w:tc>
-          <w:tcPr>
-            <w:tcW w:type="dxa" w:w="1247"/>
-          </w:tcPr>
-          <w:p>
-            <w:r>
-              <w:rPr>
-                <w:b/>
-                <w:i w:val="0"/>
-                <w:sz w:val="16"/>
-              </w:rPr>
-              <w:t>S02</w:t>
-              <w:br/>
-            </w:r>
-            <w:r>
-              <w:rPr>
-                <w:b w:val="0"/>
-                <w:i w:val="0"/>
-                <w:color w:val="64748B"/>
-                <w:sz w:val="14"/>
-              </w:rPr>
-              <w:t>Éducation</w:t>
-            </w:r>
-          </w:p>
-        </w:tc>
-        <w:tc>
-          <w:tcPr>
-            <w:tcW w:type="dxa" w:w="1531"/>
-          </w:tcPr>
-          <w:p>
-            <w:r>
-              <w:rPr>
-                <w:b/>
-                <w:i w:val="0"/>
-                <w:color w:val="16A34A"/>
-                <w:sz w:val="16"/>
-              </w:rPr>
-              <w:t>—</w:t>
-            </w:r>
-          </w:p>
-        </w:tc>
-        <w:tc>
-          <w:tcPr>
-            <w:tcW w:type="dxa" w:w="1191"/>
-          </w:tcPr>
-          <w:p>
-            <w:r>
-              <w:rPr>
-                <w:b w:val="0"/>
-                <w:i w:val="0"/>
-                <w:color w:val="64748B"/>
-                <w:sz w:val="16"/>
-              </w:rPr>
-              <w:t>GT-CQ</w:t>
-            </w:r>
-          </w:p>
-        </w:tc>
-        <w:tc>
-          <w:tcPr>
-            <w:tcW w:type="dxa" w:w="4706"/>
-          </w:tcPr>
-          <w:p>
-            <w:r>
-              <w:rPr>
-                <w:b w:val="0"/>
-                <w:i w:val="0"/>
-                <w:sz w:val="17"/>
-              </w:rPr>
-              <w:t>Attention ! Le frais de scolarité (45000 Fcfa) de aissa  tounkara en 2ème année de Primaire est relativement élevé par rapport aux autres frais de scolarités observés dans cette zone.</w:t>
-            </w:r>
-          </w:p>
-        </w:tc>
-      </w:tr>
-      <w:tr>
-        <w:tc>
-          <w:tcPr>
-            <w:tcW w:type="dxa" w:w="964"/>
-          </w:tcPr>
-          <w:p>
-            <w:r>
-              <w:rPr>
-                <w:b/>
-                <w:i w:val="0"/>
-                <w:color w:val="EA580C"/>
-                <w:sz w:val="16"/>
-              </w:rPr>
-              <w:t>Moyenne</w:t>
-            </w:r>
-          </w:p>
-        </w:tc>
-        <w:tc>
-          <w:tcPr>
-            <w:tcW w:type="dxa" w:w="1247"/>
-          </w:tcPr>
-          <w:p>
-            <w:r>
-              <w:rPr>
-                <w:b/>
-                <w:i w:val="0"/>
-                <w:sz w:val="16"/>
-              </w:rPr>
-              <w:t>S02</w:t>
-              <w:br/>
-            </w:r>
-            <w:r>
-              <w:rPr>
-                <w:b w:val="0"/>
-                <w:i w:val="0"/>
-                <w:color w:val="64748B"/>
-                <w:sz w:val="14"/>
-              </w:rPr>
-              <w:t>Éducation</w:t>
-            </w:r>
-          </w:p>
-        </w:tc>
-        <w:tc>
-          <w:tcPr>
-            <w:tcW w:type="dxa" w:w="1531"/>
-          </w:tcPr>
-          <w:p>
-            <w:r>
-              <w:rPr>
-                <w:b/>
-                <w:i w:val="0"/>
-                <w:color w:val="16A34A"/>
-                <w:sz w:val="16"/>
-              </w:rPr>
-              <w:t>—</w:t>
-            </w:r>
-          </w:p>
-        </w:tc>
-        <w:tc>
-          <w:tcPr>
-            <w:tcW w:type="dxa" w:w="1191"/>
-          </w:tcPr>
-          <w:p>
-            <w:r>
-              <w:rPr>
-                <w:b w:val="0"/>
-                <w:i w:val="0"/>
-                <w:color w:val="64748B"/>
-                <w:sz w:val="16"/>
-              </w:rPr>
-              <w:t>GT-CQ</w:t>
-            </w:r>
-          </w:p>
-        </w:tc>
-        <w:tc>
-          <w:tcPr>
-            <w:tcW w:type="dxa" w:w="4706"/>
-          </w:tcPr>
-          <w:p>
-            <w:r>
-              <w:rPr>
-                <w:b w:val="0"/>
-                <w:i w:val="0"/>
-                <w:sz w:val="17"/>
-              </w:rPr>
-              <w:t>Prière de corriger ou de confirmer avec le QG.</w:t>
-            </w:r>
-          </w:p>
-        </w:tc>
-      </w:tr>
-      <w:tr>
-        <w:tc>
-          <w:tcPr>
-            <w:tcW w:type="dxa" w:w="964"/>
-          </w:tcPr>
-          <w:p>
-            <w:r>
-              <w:rPr>
-                <w:b/>
-                <w:i w:val="0"/>
-                <w:color w:val="EA580C"/>
-                <w:sz w:val="16"/>
-              </w:rPr>
-              <w:t>Moyenne</w:t>
-            </w:r>
-          </w:p>
-        </w:tc>
-        <w:tc>
-          <w:tcPr>
-            <w:tcW w:type="dxa" w:w="1247"/>
-          </w:tcPr>
-          <w:p>
-            <w:r>
-              <w:rPr>
-                <w:b/>
-                <w:i w:val="0"/>
-                <w:sz w:val="16"/>
-              </w:rPr>
-              <w:t>S02</w:t>
-              <w:br/>
-            </w:r>
-            <w:r>
-              <w:rPr>
-                <w:b w:val="0"/>
-                <w:i w:val="0"/>
-                <w:color w:val="64748B"/>
-                <w:sz w:val="14"/>
-              </w:rPr>
-              <w:t>Éducation</w:t>
-            </w:r>
-          </w:p>
-        </w:tc>
-        <w:tc>
-          <w:tcPr>
-            <w:tcW w:type="dxa" w:w="1531"/>
-          </w:tcPr>
-          <w:p>
-            <w:r>
-              <w:rPr>
-                <w:b/>
-                <w:i w:val="0"/>
-                <w:color w:val="16A34A"/>
-                <w:sz w:val="16"/>
-              </w:rPr>
-              <w:t>—</w:t>
-            </w:r>
-          </w:p>
-        </w:tc>
-        <w:tc>
-          <w:tcPr>
-            <w:tcW w:type="dxa" w:w="1191"/>
-          </w:tcPr>
-          <w:p>
-            <w:r>
-              <w:rPr>
-                <w:b w:val="0"/>
-                <w:i w:val="0"/>
-                <w:color w:val="64748B"/>
-                <w:sz w:val="16"/>
-              </w:rPr>
-              <w:t>GT-CQ</w:t>
-            </w:r>
-          </w:p>
-        </w:tc>
-        <w:tc>
-          <w:tcPr>
-            <w:tcW w:type="dxa" w:w="4706"/>
-          </w:tcPr>
-          <w:p>
-            <w:r>
-              <w:rPr>
-                <w:b w:val="0"/>
-                <w:i w:val="0"/>
-                <w:sz w:val="17"/>
-              </w:rPr>
-              <w:t>Prière de vous adresser à Abdou cisse pour avoir l'année exacte.</w:t>
-            </w:r>
-          </w:p>
-        </w:tc>
-      </w:tr>
-      <w:tr>
-        <w:tc>
-          <w:tcPr>
-            <w:tcW w:type="dxa" w:w="964"/>
-          </w:tcPr>
-          <w:p>
-            <w:r>
-              <w:rPr>
-                <w:b/>
-                <w:i w:val="0"/>
-                <w:color w:val="EA580C"/>
-                <w:sz w:val="16"/>
-              </w:rPr>
-              <w:t>Moyenne</w:t>
-            </w:r>
-          </w:p>
-        </w:tc>
-        <w:tc>
-          <w:tcPr>
-            <w:tcW w:type="dxa" w:w="1247"/>
-          </w:tcPr>
-          <w:p>
-            <w:r>
-              <w:rPr>
-                <w:b/>
-                <w:i w:val="0"/>
-                <w:sz w:val="16"/>
-              </w:rPr>
-              <w:t>S02</w:t>
-              <w:br/>
-            </w:r>
-            <w:r>
-              <w:rPr>
-                <w:b w:val="0"/>
-                <w:i w:val="0"/>
-                <w:color w:val="64748B"/>
-                <w:sz w:val="14"/>
-              </w:rPr>
-              <w:t>Éducation</w:t>
-            </w:r>
-          </w:p>
-        </w:tc>
-        <w:tc>
-          <w:tcPr>
-            <w:tcW w:type="dxa" w:w="1531"/>
-          </w:tcPr>
-          <w:p>
-            <w:r>
-              <w:rPr>
-                <w:b/>
-                <w:i w:val="0"/>
-                <w:color w:val="16A34A"/>
-                <w:sz w:val="16"/>
-              </w:rPr>
-              <w:t>—</w:t>
-            </w:r>
-          </w:p>
-        </w:tc>
-        <w:tc>
-          <w:tcPr>
-            <w:tcW w:type="dxa" w:w="1191"/>
-          </w:tcPr>
-          <w:p>
-            <w:r>
-              <w:rPr>
-                <w:b w:val="0"/>
-                <w:i w:val="0"/>
-                <w:color w:val="64748B"/>
-                <w:sz w:val="16"/>
-              </w:rPr>
-              <w:t>GT-CQ</w:t>
-            </w:r>
-          </w:p>
-        </w:tc>
-        <w:tc>
-          <w:tcPr>
-            <w:tcW w:type="dxa" w:w="4706"/>
-          </w:tcPr>
-          <w:p>
-            <w:r>
-              <w:rPr>
-                <w:b w:val="0"/>
-                <w:i w:val="0"/>
-                <w:sz w:val="17"/>
-              </w:rPr>
-              <w:t>Prière de vous adresser à Awa fall pour avoir l'année exacte.</w:t>
-            </w:r>
-          </w:p>
-        </w:tc>
-      </w:tr>
-      <w:tr>
-        <w:tc>
-          <w:tcPr>
-            <w:tcW w:type="dxa" w:w="964"/>
-          </w:tcPr>
-          <w:p>
-            <w:r>
-              <w:rPr>
-                <w:b/>
-                <w:i w:val="0"/>
-                <w:color w:val="EA580C"/>
-                <w:sz w:val="16"/>
-              </w:rPr>
-              <w:t>Moyenne</w:t>
-            </w:r>
-          </w:p>
-        </w:tc>
-        <w:tc>
-          <w:tcPr>
-            <w:tcW w:type="dxa" w:w="1247"/>
-          </w:tcPr>
-          <w:p>
-            <w:r>
-              <w:rPr>
-                <w:b/>
-                <w:i w:val="0"/>
-                <w:sz w:val="16"/>
-              </w:rPr>
-              <w:t>S02</w:t>
-              <w:br/>
-            </w:r>
-            <w:r>
-              <w:rPr>
-                <w:b w:val="0"/>
-                <w:i w:val="0"/>
-                <w:color w:val="64748B"/>
-                <w:sz w:val="14"/>
-              </w:rPr>
-              <w:t>Éducation</w:t>
-            </w:r>
-          </w:p>
-        </w:tc>
-        <w:tc>
-          <w:tcPr>
-            <w:tcW w:type="dxa" w:w="1531"/>
-          </w:tcPr>
-          <w:p>
-            <w:r>
-              <w:rPr>
-                <w:b/>
-                <w:i w:val="0"/>
-                <w:color w:val="16A34A"/>
-                <w:sz w:val="16"/>
-              </w:rPr>
-              <w:t>—</w:t>
-            </w:r>
-          </w:p>
-        </w:tc>
-        <w:tc>
-          <w:tcPr>
-            <w:tcW w:type="dxa" w:w="1191"/>
-          </w:tcPr>
-          <w:p>
-            <w:r>
-              <w:rPr>
-                <w:b w:val="0"/>
-                <w:i w:val="0"/>
-                <w:color w:val="64748B"/>
-                <w:sz w:val="16"/>
-              </w:rPr>
-              <w:t>GT-CQ</w:t>
-            </w:r>
-          </w:p>
-        </w:tc>
-        <w:tc>
-          <w:tcPr>
-            <w:tcW w:type="dxa" w:w="4706"/>
-          </w:tcPr>
-          <w:p>
-            <w:r>
-              <w:rPr>
-                <w:b w:val="0"/>
-                <w:i w:val="0"/>
-                <w:sz w:val="17"/>
-              </w:rPr>
-              <w:t>Prière de vous adresser à El hadji cisse pour avoir l'année exacte.</w:t>
             </w:r>
           </w:p>
         </w:tc>
